--- a/Reactivos_por_Dimension/10_Maltrato_Laboral.docx
+++ b/Reactivos_por_Dimension/10_Maltrato_Laboral.docx
@@ -77,7 +77,7 @@
         <w:spacing w:after="150" w:before="300"/>
       </w:pPr>
       <w:r>
-        <w:t xml:space="preserve">Reactivos de la dimensión 10. Maltrato Laboral (4 reactivos)</w:t>
+        <w:t xml:space="preserve">Reactivos de la dimensión 10. Maltrato Laboral (10 reactivos)</w:t>
       </w:r>
     </w:p>
     <w:p>
@@ -86,7 +86,7 @@
         <w:spacing w:after="100" w:before="200"/>
       </w:pPr>
       <w:r>
-        <w:t xml:space="preserve">R037 — Justificación del uso de la autoridad para intimidar</w:t>
+        <w:t xml:space="preserve">R091 — Opinión/Actitud — indicador 1 (Disposición a usar la autoridad para intimidar o humillar a subordinad…)</w:t>
       </w:r>
     </w:p>
     <w:p>
@@ -116,7 +116,7 @@
         <w:t xml:space="preserve">Indicador conductual (Fase 1): </w:t>
       </w:r>
       <w:r>
-        <w:t xml:space="preserve">Justificación del hostigamiento como una forma válida de "exigir resultados".</w:t>
+        <w:t xml:space="preserve">Disposición a usar la autoridad para intimidar o humillar a subordinados.</w:t>
       </w:r>
     </w:p>
     <w:p>
@@ -131,7 +131,7 @@
         <w:t xml:space="preserve">Pregunta completa (variante base): </w:t>
       </w:r>
       <w:r>
-        <w:t xml:space="preserve">¿Qué tan de acuerdo estás con la siguiente idea: 'A veces es necesario humillar o intimidar a alguien frente a otros para que entienda que debe mejorar su desempeño'?</w:t>
+        <w:t xml:space="preserve">¿Qué tan de acuerdo estás con la siguiente idea: "A veces es necesario humillar o intimidar a alguien frente a otros para que entienda que debe mejorar su desempeño"?</w:t>
       </w:r>
     </w:p>
     <w:p>
@@ -152,34 +152,43 @@
         <w:ind w:left="200"/>
       </w:pPr>
       <w:r>
-        <w:t xml:space="preserve">Variante 1 (base): ¿Qué tan de acuerdo estás con la siguiente idea: 'A veces es necesario humillar o intimidar a alguien frente a otros para que entienda que debe mejorar su desempeño'?</w:t>
-      </w:r>
-    </w:p>
-    <w:p>
-      <w:pPr>
-        <w:spacing w:after="60"/>
-        <w:ind w:left="200"/>
-      </w:pPr>
-      <w:r>
-        <w:t xml:space="preserve">Variante 2: Levantar la voz o hacer una crítica dura frente a otros es a veces necesario para que un equipo entienda la gravedad de un error.</w:t>
-      </w:r>
-    </w:p>
-    <w:p>
-      <w:pPr>
-        <w:spacing w:after="60"/>
-        <w:ind w:left="200"/>
-      </w:pPr>
-      <w:r>
-        <w:t xml:space="preserve">Variante 3: Ignorar o dejar fuera de las conversaciones importantes a alguien de bajo desempeño es una forma válida de presionarlo para que mejore o se vaya.</w:t>
-      </w:r>
-    </w:p>
-    <w:p>
-      <w:pPr>
-        <w:spacing w:after="60"/>
-        <w:ind w:left="200"/>
-      </w:pPr>
-      <w:r>
-        <w:t xml:space="preserve">Variante 4: Poner apodos o burlarse un poco de los errores de alguien, frente al equipo, ayuda a que no se repitan.</w:t>
+        <w:t xml:space="preserve">Variante 1 (base): ¿Qué tan de acuerdo estás con la siguiente idea: "A veces es necesario humillar o intimidar a alguien frente a otros para que entienda que debe mejorar su desempeño"?</w:t>
+      </w:r>
+    </w:p>
+    <w:p>
+      <w:pPr>
+        <w:spacing w:after="60"/>
+        <w:ind w:left="200"/>
+      </w:pPr>
+      <w:r>
+        <w:t xml:space="preserve">Variante 2: En términos generales, ¿qué tan de acuerdo o en desacuerdo estás con esta afirmación: "A veces es necesario humillar o intimidar a alguien frente a otros para que entienda que debe mejorar su desempeño"?</w:t>
+      </w:r>
+    </w:p>
+    <w:p>
+      <w:pPr>
+        <w:spacing w:after="60"/>
+        <w:ind w:left="200"/>
+      </w:pPr>
+      <w:r>
+        <w:t xml:space="preserve">Variante 3: Lee la siguiente frase e indica tu nivel de acuerdo: "A veces es necesario humillar o intimidar a alguien frente a otros para que entienda que debe mejorar su desempeño".</w:t>
+      </w:r>
+    </w:p>
+    <w:p>
+      <w:pPr>
+        <w:spacing w:after="60"/>
+        <w:ind w:left="200"/>
+      </w:pPr>
+      <w:r>
+        <w:t xml:space="preserve">Variante 4: ¿Hasta qué punto compartes esta forma de pensar: "A veces es necesario humillar o intimidar a alguien frente a otros para que entienda que debe mejorar su desempeño"?</w:t>
+      </w:r>
+    </w:p>
+    <w:p>
+      <w:pPr>
+        <w:spacing w:after="60"/>
+        <w:ind w:left="200"/>
+      </w:pPr>
+      <w:r>
+        <w:t xml:space="preserve">Variante 5: Marca qué tan de acuerdo estás con la siguiente idea: "A veces es necesario humillar o intimidar a alguien frente a otros para que entienda que debe mejorar su desempeño".</w:t>
       </w:r>
     </w:p>
     <w:p>
@@ -254,7 +263,7 @@
         <w:t xml:space="preserve">Reactivos de contraste (par espejo): </w:t>
       </w:r>
       <w:r>
-        <w:t xml:space="preserve">R038 (par espejo de la dimensión)</w:t>
+        <w:t xml:space="preserve">R092 (par espejo 1 de la dimensión)</w:t>
       </w:r>
     </w:p>
     <w:p>
@@ -268,7 +277,7 @@
         <w:spacing w:after="100" w:before="200"/>
       </w:pPr>
       <w:r>
-        <w:t xml:space="preserve">R038 — Involucramiento pasado en trato degradante hacia otros</w:t>
+        <w:t xml:space="preserve">R092 — Intención futura — indicador 1 (Disposición a usar la autoridad para intimidar o humillar a subordinad…)</w:t>
       </w:r>
     </w:p>
     <w:p>
@@ -283,7 +292,7 @@
         <w:t xml:space="preserve">Tipo de reactivo: </w:t>
       </w:r>
       <w:r>
-        <w:t xml:space="preserve">3-Involucramiento pasado</w:t>
+        <w:t xml:space="preserve">6-Intención futura</w:t>
       </w:r>
     </w:p>
     <w:p>
@@ -313,7 +322,7 @@
         <w:t xml:space="preserve">Pregunta completa (variante base): </w:t>
       </w:r>
       <w:r>
-        <w:t xml:space="preserve">En tu historial como líder o supervisor, ¿cuántas veces te dirigiste a alguien de forma humillante o intimidante para corregir su desempeño?</w:t>
+        <w:t xml:space="preserve">Si tuvieras que corregir un error grave de alguien que reporta a ti, ¿qué tan de acuerdo estás con que lo harías en privado y sin humillarlo, incluso si estás muy molesto?</w:t>
       </w:r>
     </w:p>
     <w:p>
@@ -334,34 +343,43 @@
         <w:ind w:left="200"/>
       </w:pPr>
       <w:r>
-        <w:t xml:space="preserve">Variante 1 (base): En tu historial como líder o supervisor, ¿cuántas veces te dirigiste a alguien de forma humillante o intimidante para corregir su desempeño?</w:t>
-      </w:r>
-    </w:p>
-    <w:p>
-      <w:pPr>
-        <w:spacing w:after="60"/>
-        <w:ind w:left="200"/>
-      </w:pPr>
-      <w:r>
-        <w:t xml:space="preserve">Variante 2: En tu historial como líder o supervisor, ¿cuántas veces levantaste la voz o hiciste una crítica dura a alguien frente a otras personas?</w:t>
-      </w:r>
-    </w:p>
-    <w:p>
-      <w:pPr>
-        <w:spacing w:after="60"/>
-        <w:ind w:left="200"/>
-      </w:pPr>
-      <w:r>
-        <w:t xml:space="preserve">Variante 3: En tu historial como líder o supervisor, ¿cuántas veces excluiste deliberadamente a alguien de información o reuniones importantes como forma de presión?</w:t>
-      </w:r>
-    </w:p>
-    <w:p>
-      <w:pPr>
-        <w:spacing w:after="60"/>
-        <w:ind w:left="200"/>
-      </w:pPr>
-      <w:r>
-        <w:t xml:space="preserve">Variante 4: En tu historial como líder o supervisor, ¿cuántas veces te burlaste o hiciste un comentario humillante sobre el error de alguien frente al equipo?</w:t>
+        <w:t xml:space="preserve">Variante 1 (base): Si tuvieras que corregir un error grave de alguien que reporta a ti, ¿qué tan de acuerdo estás con que lo harías en privado y sin humillarlo, incluso si estás muy molesto?</w:t>
+      </w:r>
+    </w:p>
+    <w:p>
+      <w:pPr>
+        <w:spacing w:after="60"/>
+        <w:ind w:left="200"/>
+      </w:pPr>
+      <w:r>
+        <w:t xml:space="preserve">Variante 2: Imagina que tuvieras que corregir un error grave de alguien que reporta a ti. ¿Qué tan de acuerdo estás con que lo harías en privado y sin humillarlo, incluso si estás muy molesto?</w:t>
+      </w:r>
+    </w:p>
+    <w:p>
+      <w:pPr>
+        <w:spacing w:after="60"/>
+        <w:ind w:left="200"/>
+      </w:pPr>
+      <w:r>
+        <w:t xml:space="preserve">Variante 3: Ante esta situación: tuvieras que corregir un error grave de alguien que reporta a ti, ¿qué tan de acuerdo estás con que lo harías en privado y sin humillarlo, incluso si estás muy molesto?</w:t>
+      </w:r>
+    </w:p>
+    <w:p>
+      <w:pPr>
+        <w:spacing w:after="60"/>
+        <w:ind w:left="200"/>
+      </w:pPr>
+      <w:r>
+        <w:t xml:space="preserve">Variante 4: Supón que tuvieras que corregir un error grave de alguien que reporta a ti. ¿Qué tan de acuerdo estás en que lo harías en privado y sin humillarlo, incluso si estás muy molesto?</w:t>
+      </w:r>
+    </w:p>
+    <w:p>
+      <w:pPr>
+        <w:spacing w:after="60"/>
+        <w:ind w:left="200"/>
+      </w:pPr>
+      <w:r>
+        <w:t xml:space="preserve">Variante 5: Tuvieras que corregir un error grave de alguien que reporta a ti. ¿Qué tan de acuerdo estás con que lo harías en privado y sin humillarlo, incluso si estás muy molesto?</w:t>
       </w:r>
     </w:p>
     <w:p>
@@ -376,7 +394,7 @@
         <w:t xml:space="preserve">Opciones de respuesta y valor de cada una: </w:t>
       </w:r>
       <w:r>
-        <w:t xml:space="preserve">Ninguna vez (0) / Una vez (1) / Pocas veces (2) / Varias veces (3) / Muchas veces o de forma habitual (4)</w:t>
+        <w:t xml:space="preserve">Totalmente en desacuerdo (0) / En desacuerdo (1) / Algo de acuerdo (2) / De acuerdo (3) / Totalmente de acuerdo (4)</w:t>
       </w:r>
     </w:p>
     <w:p>
@@ -391,7 +409,7 @@
         <w:t xml:space="preserve">Dirección: </w:t>
       </w:r>
       <w:r>
-        <w:t xml:space="preserve">Directo</w:t>
+        <w:t xml:space="preserve">Inverso</w:t>
       </w:r>
     </w:p>
     <w:p>
@@ -406,7 +424,7 @@
         <w:t xml:space="preserve">Respuesta de menor riesgo: </w:t>
       </w:r>
       <w:r>
-        <w:t xml:space="preserve">Ninguna vez (valor 0)</w:t>
+        <w:t xml:space="preserve">Totalmente de acuerdo (valor 4)</w:t>
       </w:r>
     </w:p>
     <w:p>
@@ -421,7 +439,7 @@
         <w:t xml:space="preserve">Valor psicométrico (cómo se transforma la respuesta cruda): </w:t>
       </w:r>
       <w:r>
-        <w:t xml:space="preserve">Escala 0-4 según el orden de las opciones listado arriba; reactivo directo, sin inversión.</w:t>
+        <w:t xml:space="preserve">Escala 0-4 según el orden de las opciones listado arriba; reactivo inverso: el valor de reactivo se calcula como 4 menos la respuesta cruda.</w:t>
       </w:r>
     </w:p>
     <w:p>
@@ -436,7 +454,7 @@
         <w:t xml:space="preserve">Reactivos de contraste (par espejo): </w:t>
       </w:r>
       <w:r>
-        <w:t xml:space="preserve">R037 (par espejo de la dimensión)</w:t>
+        <w:t xml:space="preserve">R091 (par espejo 1 de la dimensión)</w:t>
       </w:r>
     </w:p>
     <w:p>
@@ -450,7 +468,7 @@
         <w:spacing w:after="100" w:before="200"/>
       </w:pPr>
       <w:r>
-        <w:t xml:space="preserve">R039 — Disposición a corregir sin recurrir al maltrato</w:t>
+        <w:t xml:space="preserve">R093 — Involucramiento pasado — indicador 2 (Tolerancia hacia el trato degradante como método de gestión.)</w:t>
       </w:r>
     </w:p>
     <w:p>
@@ -465,7 +483,7 @@
         <w:t xml:space="preserve">Tipo de reactivo: </w:t>
       </w:r>
       <w:r>
-        <w:t xml:space="preserve">6-Intención futura</w:t>
+        <w:t xml:space="preserve">3-Involucramiento pasado</w:t>
       </w:r>
     </w:p>
     <w:p>
@@ -480,7 +498,7 @@
         <w:t xml:space="preserve">Indicador conductual (Fase 1): </w:t>
       </w:r>
       <w:r>
-        <w:t xml:space="preserve">Minimización del impacto psicológico del maltrato sobre terceros.</w:t>
+        <w:t xml:space="preserve">Tolerancia hacia el trato degradante como método de gestión.</w:t>
       </w:r>
     </w:p>
     <w:p>
@@ -495,7 +513,7 @@
         <w:t xml:space="preserve">Pregunta completa (variante base): </w:t>
       </w:r>
       <w:r>
-        <w:t xml:space="preserve">Si tuvieras que corregir un error grave de alguien que reporta a ti, ¿qué tan de acuerdo estás con que lo harías en privado y sin humillarlo, incluso si estás muy molesto?</w:t>
+        <w:t xml:space="preserve">En tu último año de actividad laboral, ¿cuántas veces toleraste o justificaste que un líder tratara de forma degradante a alguien de su equipo porque así se obtienen resultados?</w:t>
       </w:r>
     </w:p>
     <w:p>
@@ -516,34 +534,43 @@
         <w:ind w:left="200"/>
       </w:pPr>
       <w:r>
-        <w:t xml:space="preserve">Variante 1 (base): Si tuvieras que corregir un error grave de alguien que reporta a ti, ¿qué tan de acuerdo estás con que lo harías en privado y sin humillarlo, incluso si estás muy molesto?</w:t>
-      </w:r>
-    </w:p>
-    <w:p>
-      <w:pPr>
-        <w:spacing w:after="60"/>
-        <w:ind w:left="200"/>
-      </w:pPr>
-      <w:r>
-        <w:t xml:space="preserve">Variante 2: Si alguien que reporta a ti comete un error grave frente al equipo, ¿qué tan de acuerdo estás con que lo corregirías en privado y sin subir el tono?</w:t>
-      </w:r>
-    </w:p>
-    <w:p>
-      <w:pPr>
-        <w:spacing w:after="60"/>
-        <w:ind w:left="200"/>
-      </w:pPr>
-      <w:r>
-        <w:t xml:space="preserve">Variante 3: Si tuvieras que dar retroalimentación dura a alguien, ¿qué tan de acuerdo estás con que lo harías sin excluirlo ni humillarlo frente a otros?</w:t>
-      </w:r>
-    </w:p>
-    <w:p>
-      <w:pPr>
-        <w:spacing w:after="60"/>
-        <w:ind w:left="200"/>
-      </w:pPr>
-      <w:r>
-        <w:t xml:space="preserve">Variante 4: Si notaras que estás perdiendo la paciencia con alguien de tu equipo, ¿qué tan de acuerdo estás con que pausarías la conversación en lugar de subir el tono?</w:t>
+        <w:t xml:space="preserve">Variante 1 (base): En tu último año de actividad laboral, ¿cuántas veces toleraste o justificaste que un líder tratara de forma degradante a alguien de su equipo porque así se obtienen resultados?</w:t>
+      </w:r>
+    </w:p>
+    <w:p>
+      <w:pPr>
+        <w:spacing w:after="60"/>
+        <w:ind w:left="200"/>
+      </w:pPr>
+      <w:r>
+        <w:t xml:space="preserve">Variante 2: Pensando en los últimos 12 meses, ¿cuántas veces toleraste o justificaste que un líder tratara de forma degradante a alguien de su equipo porque así se obtienen resultados?</w:t>
+      </w:r>
+    </w:p>
+    <w:p>
+      <w:pPr>
+        <w:spacing w:after="60"/>
+        <w:ind w:left="200"/>
+      </w:pPr>
+      <w:r>
+        <w:t xml:space="preserve">Variante 3: ¿Con qué frecuencia, en tu historial reciente, toleraste o justificaste que un líder tratara de forma degradante a alguien de su equipo porque así se obtienen resultados?</w:t>
+      </w:r>
+    </w:p>
+    <w:p>
+      <w:pPr>
+        <w:spacing w:after="60"/>
+        <w:ind w:left="200"/>
+      </w:pPr>
+      <w:r>
+        <w:t xml:space="preserve">Variante 4: En el último año, ¿cuántas veces te ha ocurrido que toleraste o justificaste que un líder tratara de forma degradante a alguien de su equipo porque así se obtienen resultados?</w:t>
+      </w:r>
+    </w:p>
+    <w:p>
+      <w:pPr>
+        <w:spacing w:after="60"/>
+        <w:ind w:left="200"/>
+      </w:pPr>
+      <w:r>
+        <w:t xml:space="preserve">Variante 5: Durante el último año, ¿cuántas veces toleraste o justificaste que un líder tratara de forma degradante a alguien de su equipo porque así se obtienen resultados?</w:t>
       </w:r>
     </w:p>
     <w:p>
@@ -558,7 +585,7 @@
         <w:t xml:space="preserve">Opciones de respuesta y valor de cada una: </w:t>
       </w:r>
       <w:r>
-        <w:t xml:space="preserve">Totalmente en desacuerdo (0) / En desacuerdo (1) / Algo de acuerdo (2) / De acuerdo (3) / Totalmente de acuerdo (4)</w:t>
+        <w:t xml:space="preserve">Ninguna vez (0) / Una vez (1) / Pocas veces (2) / Varias veces (3) / Muchas veces o de forma habitual (4)</w:t>
       </w:r>
     </w:p>
     <w:p>
@@ -573,7 +600,7 @@
         <w:t xml:space="preserve">Dirección: </w:t>
       </w:r>
       <w:r>
-        <w:t xml:space="preserve">Inverso</w:t>
+        <w:t xml:space="preserve">Directo</w:t>
       </w:r>
     </w:p>
     <w:p>
@@ -588,7 +615,7 @@
         <w:t xml:space="preserve">Respuesta de menor riesgo: </w:t>
       </w:r>
       <w:r>
-        <w:t xml:space="preserve">Totalmente de acuerdo (valor 4)</w:t>
+        <w:t xml:space="preserve">Ninguna vez (valor 0)</w:t>
       </w:r>
     </w:p>
     <w:p>
@@ -603,7 +630,7 @@
         <w:t xml:space="preserve">Valor psicométrico (cómo se transforma la respuesta cruda): </w:t>
       </w:r>
       <w:r>
-        <w:t xml:space="preserve">Escala 0-4 según el orden de las opciones listado arriba; reactivo inverso: el valor de reactivo se calcula como 4 menos la respuesta cruda.</w:t>
+        <w:t xml:space="preserve">Escala 0-4 según el orden de las opciones listado arriba; reactivo directo, sin inversión.</w:t>
       </w:r>
     </w:p>
     <w:p>
@@ -618,7 +645,7 @@
         <w:t xml:space="preserve">Reactivos de contraste (par espejo): </w:t>
       </w:r>
       <w:r>
-        <w:t xml:space="preserve">Ninguno obligatorio (no forma parte del par espejo de la dimensión).</w:t>
+        <w:t xml:space="preserve">R094 (par espejo 2 de la dimensión)</w:t>
       </w:r>
     </w:p>
     <w:p>
@@ -632,7 +659,7 @@
         <w:spacing w:after="100" w:before="200"/>
       </w:pPr>
       <w:r>
-        <w:t xml:space="preserve">R040 — Percepción de tolerancia al trato degradante como estilo de gestión</w:t>
+        <w:t xml:space="preserve">R094 — Escenario/dilema — indicador 2 (Tolerancia hacia el trato degradante como método de gestión.)</w:t>
       </w:r>
     </w:p>
     <w:p>
@@ -647,6 +674,197 @@
         <w:t xml:space="preserve">Tipo de reactivo: </w:t>
       </w:r>
       <w:r>
+        <w:t xml:space="preserve">4-Escenario/dilema</w:t>
+      </w:r>
+    </w:p>
+    <w:p>
+      <w:pPr>
+        <w:spacing w:after="90"/>
+      </w:pPr>
+      <w:r>
+        <w:rPr>
+          <w:b/>
+          <w:bCs/>
+        </w:rPr>
+        <w:t xml:space="preserve">Indicador conductual (Fase 1): </w:t>
+      </w:r>
+      <w:r>
+        <w:t xml:space="preserve">Tolerancia hacia el trato degradante como método de gestión.</w:t>
+      </w:r>
+    </w:p>
+    <w:p>
+      <w:pPr>
+        <w:spacing w:after="90"/>
+      </w:pPr>
+      <w:r>
+        <w:rPr>
+          <w:b/>
+          <w:bCs/>
+        </w:rPr>
+        <w:t xml:space="preserve">Pregunta completa (variante base): </w:t>
+      </w:r>
+      <w:r>
+        <w:t xml:space="preserve">Imagina que ves que un líder de tu organización trata de forma humillante a su equipo, pero sus resultados numéricos son buenos. ¿Qué tan probable es que pienses que su forma de tratar a la gente está justificada por los resultados?</w:t>
+      </w:r>
+    </w:p>
+    <w:p>
+      <w:pPr>
+        <w:spacing w:after="60"/>
+      </w:pPr>
+      <w:r>
+        <w:rPr>
+          <w:b/>
+          <w:bCs/>
+        </w:rPr>
+        <w:t xml:space="preserve">Variantes de redacción (se muestra 1 al azar por aplicación):</w:t>
+      </w:r>
+    </w:p>
+    <w:p>
+      <w:pPr>
+        <w:spacing w:after="60"/>
+        <w:ind w:left="200"/>
+      </w:pPr>
+      <w:r>
+        <w:t xml:space="preserve">Variante 1 (base): Imagina que ves que un líder de tu organización trata de forma humillante a su equipo, pero sus resultados numéricos son buenos. ¿Qué tan probable es que pienses que su forma de tratar a la gente está justificada por los resultados?</w:t>
+      </w:r>
+    </w:p>
+    <w:p>
+      <w:pPr>
+        <w:spacing w:after="60"/>
+        <w:ind w:left="200"/>
+      </w:pPr>
+      <w:r>
+        <w:t xml:space="preserve">Variante 2: Supón que ves que un líder de tu organización trata de forma humillante a su equipo, pero sus resultados numéricos son buenos. ¿Qué tan probable es que pienses que su forma de tratar a la gente está justificada por los resultados?</w:t>
+      </w:r>
+    </w:p>
+    <w:p>
+      <w:pPr>
+        <w:spacing w:after="60"/>
+        <w:ind w:left="200"/>
+      </w:pPr>
+      <w:r>
+        <w:t xml:space="preserve">Variante 3: Piensa en la siguiente situación: ves que un líder de tu organización trata de forma humillante a su equipo, pero sus resultados numéricos son buenos. ¿Qué tan probable es que pienses que su forma de tratar a la gente está justificada por los resultados?</w:t>
+      </w:r>
+    </w:p>
+    <w:p>
+      <w:pPr>
+        <w:spacing w:after="60"/>
+        <w:ind w:left="200"/>
+      </w:pPr>
+      <w:r>
+        <w:t xml:space="preserve">Variante 4: Si te encontraras en esta situación: ves que un líder de tu organización trata de forma humillante a su equipo, pero sus resultados numéricos son buenos, ¿qué tan probable es que pienses que su forma de tratar a la gente está justificada por los resultados?</w:t>
+      </w:r>
+    </w:p>
+    <w:p>
+      <w:pPr>
+        <w:spacing w:after="60"/>
+        <w:ind w:left="200"/>
+      </w:pPr>
+      <w:r>
+        <w:t xml:space="preserve">Variante 5: Ves que un líder de tu organización trata de forma humillante a su equipo, pero sus resultados numéricos son buenos. ¿Qué tan probable dirías que es que pienses que su forma de tratar a la gente está justificada por los resultados?</w:t>
+      </w:r>
+    </w:p>
+    <w:p>
+      <w:pPr>
+        <w:spacing w:after="90"/>
+      </w:pPr>
+      <w:r>
+        <w:rPr>
+          <w:b/>
+          <w:bCs/>
+        </w:rPr>
+        <w:t xml:space="preserve">Opciones de respuesta y valor de cada una: </w:t>
+      </w:r>
+      <w:r>
+        <w:t xml:space="preserve">Nada probable (0) / Poco probable (1) / Algo probable (2) / Muy probable (3)</w:t>
+      </w:r>
+    </w:p>
+    <w:p>
+      <w:pPr>
+        <w:spacing w:after="90"/>
+      </w:pPr>
+      <w:r>
+        <w:rPr>
+          <w:b/>
+          <w:bCs/>
+        </w:rPr>
+        <w:t xml:space="preserve">Dirección: </w:t>
+      </w:r>
+      <w:r>
+        <w:t xml:space="preserve">Directo</w:t>
+      </w:r>
+    </w:p>
+    <w:p>
+      <w:pPr>
+        <w:spacing w:after="90"/>
+      </w:pPr>
+      <w:r>
+        <w:rPr>
+          <w:b/>
+          <w:bCs/>
+        </w:rPr>
+        <w:t xml:space="preserve">Respuesta de menor riesgo: </w:t>
+      </w:r>
+      <w:r>
+        <w:t xml:space="preserve">Nada probable (valor 0)</w:t>
+      </w:r>
+    </w:p>
+    <w:p>
+      <w:pPr>
+        <w:spacing w:after="90"/>
+      </w:pPr>
+      <w:r>
+        <w:rPr>
+          <w:b/>
+          <w:bCs/>
+        </w:rPr>
+        <w:t xml:space="preserve">Valor psicométrico (cómo se transforma la respuesta cruda): </w:t>
+      </w:r>
+      <w:r>
+        <w:t xml:space="preserve">Escala 0-3 según el orden de las opciones listado arriba; reactivo directo, sin inversión.</w:t>
+      </w:r>
+    </w:p>
+    <w:p>
+      <w:pPr>
+        <w:spacing w:after="90"/>
+      </w:pPr>
+      <w:r>
+        <w:rPr>
+          <w:b/>
+          <w:bCs/>
+        </w:rPr>
+        <w:t xml:space="preserve">Reactivos de contraste (par espejo): </w:t>
+      </w:r>
+      <w:r>
+        <w:t xml:space="preserve">R093 (par espejo 2 de la dimensión)</w:t>
+      </w:r>
+    </w:p>
+    <w:p>
+      <w:pPr>
+        <w:spacing w:after="100"/>
+      </w:pPr>
+    </w:p>
+    <w:p>
+      <w:pPr>
+        <w:pStyle w:val="Heading3"/>
+        <w:spacing w:after="100" w:before="200"/>
+      </w:pPr>
+      <w:r>
+        <w:t xml:space="preserve">R095 — Percepción de terceros — indicador 3 (Justificación del hostigamiento como una forma válida de "exigir resul…)</w:t>
+      </w:r>
+    </w:p>
+    <w:p>
+      <w:pPr>
+        <w:spacing w:after="90"/>
+      </w:pPr>
+      <w:r>
+        <w:rPr>
+          <w:b/>
+          <w:bCs/>
+        </w:rPr>
+        <w:t xml:space="preserve">Tipo de reactivo: </w:t>
+      </w:r>
+      <w:r>
         <w:t xml:space="preserve">2-Percepción de terceros</w:t>
       </w:r>
     </w:p>
@@ -662,7 +880,7 @@
         <w:t xml:space="preserve">Indicador conductual (Fase 1): </w:t>
       </w:r>
       <w:r>
-        <w:t xml:space="preserve">Tolerancia hacia el trato degradante como método de gestión.</w:t>
+        <w:t xml:space="preserve">Justificación del hostigamiento como una forma válida de "exigir resultados".</w:t>
       </w:r>
     </w:p>
     <w:p>
@@ -707,25 +925,34 @@
         <w:ind w:left="200"/>
       </w:pPr>
       <w:r>
-        <w:t xml:space="preserve">Variante 2: En tu experiencia, ¿qué tan frecuente dirías que es que los jefes o líderes de tu entorno laboral usen la humillación o la intimidación como forma de exigir resultados?</w:t>
-      </w:r>
-    </w:p>
-    <w:p>
-      <w:pPr>
-        <w:spacing w:after="60"/>
-        <w:ind w:left="200"/>
-      </w:pPr>
-      <w:r>
-        <w:t xml:space="preserve">Variante 3: En tu experiencia, ¿qué tan frecuente dirías que es que alguien en una posición de autoridad excluya deliberadamente a un subordinado como forma de presión?</w:t>
-      </w:r>
-    </w:p>
-    <w:p>
-      <w:pPr>
-        <w:spacing w:after="60"/>
-        <w:ind w:left="200"/>
-      </w:pPr>
-      <w:r>
-        <w:t xml:space="preserve">Variante 4: En tu experiencia, ¿qué tan frecuente dirías que es que una crítica dura frente al equipo se use más para humillar que para corregir?</w:t>
+        <w:t xml:space="preserve">Variante 2: Pensando en las personas de tu entorno laboral, ¿con qué frecuencia dirías que ocurre que los jefes o líderes de tu entorno laboral usen la humillación o la intimidación como forma de exigir resultados?</w:t>
+      </w:r>
+    </w:p>
+    <w:p>
+      <w:pPr>
+        <w:spacing w:after="60"/>
+        <w:ind w:left="200"/>
+      </w:pPr>
+      <w:r>
+        <w:t xml:space="preserve">Variante 3: ¿Qué tan seguido dirías que observas que los jefes o líderes de tu entorno laboral usen la humillación o la intimidación como forma de exigir resultados?</w:t>
+      </w:r>
+    </w:p>
+    <w:p>
+      <w:pPr>
+        <w:spacing w:after="60"/>
+        <w:ind w:left="200"/>
+      </w:pPr>
+      <w:r>
+        <w:t xml:space="preserve">Variante 4: Según lo que has visto, ¿qué tan común dirías que es que los jefes o líderes de tu entorno laboral usen la humillación o la intimidación como forma de exigir resultados?</w:t>
+      </w:r>
+    </w:p>
+    <w:p>
+      <w:pPr>
+        <w:spacing w:after="60"/>
+        <w:ind w:left="200"/>
+      </w:pPr>
+      <w:r>
+        <w:t xml:space="preserve">Variante 5: En tu entorno, ¿qué tan frecuentemente dirías que sucede que los jefes o líderes de tu entorno laboral usen la humillación o la intimidación como forma de exigir resultados?</w:t>
       </w:r>
     </w:p>
     <w:p>
@@ -800,7 +1027,962 @@
         <w:t xml:space="preserve">Reactivos de contraste (par espejo): </w:t>
       </w:r>
       <w:r>
-        <w:t xml:space="preserve">Ninguno obligatorio (no forma parte del par espejo de la dimensión).</w:t>
+        <w:t xml:space="preserve">R096 (par espejo 3 de la dimensión)</w:t>
+      </w:r>
+    </w:p>
+    <w:p>
+      <w:pPr>
+        <w:spacing w:after="100"/>
+      </w:pPr>
+    </w:p>
+    <w:p>
+      <w:pPr>
+        <w:pStyle w:val="Heading3"/>
+        <w:spacing w:after="100" w:before="200"/>
+      </w:pPr>
+      <w:r>
+        <w:t xml:space="preserve">R096 — Opinión/Actitud — indicador 3 (Justificación del hostigamiento como una forma válida de "exigir resul…)</w:t>
+      </w:r>
+    </w:p>
+    <w:p>
+      <w:pPr>
+        <w:spacing w:after="90"/>
+      </w:pPr>
+      <w:r>
+        <w:rPr>
+          <w:b/>
+          <w:bCs/>
+        </w:rPr>
+        <w:t xml:space="preserve">Tipo de reactivo: </w:t>
+      </w:r>
+      <w:r>
+        <w:t xml:space="preserve">1-Opinión/Actitud</w:t>
+      </w:r>
+    </w:p>
+    <w:p>
+      <w:pPr>
+        <w:spacing w:after="90"/>
+      </w:pPr>
+      <w:r>
+        <w:rPr>
+          <w:b/>
+          <w:bCs/>
+        </w:rPr>
+        <w:t xml:space="preserve">Indicador conductual (Fase 1): </w:t>
+      </w:r>
+      <w:r>
+        <w:t xml:space="preserve">Justificación del hostigamiento como una forma válida de "exigir resultados".</w:t>
+      </w:r>
+    </w:p>
+    <w:p>
+      <w:pPr>
+        <w:spacing w:after="90"/>
+      </w:pPr>
+      <w:r>
+        <w:rPr>
+          <w:b/>
+          <w:bCs/>
+        </w:rPr>
+        <w:t xml:space="preserve">Pregunta completa (variante base): </w:t>
+      </w:r>
+      <w:r>
+        <w:t xml:space="preserve">¿Qué tan de acuerdo estás con la siguiente idea: "Un estilo de liderazgo duro, que intimida un poco, es necesario en algunos entornos para que la gente rinda al máximo"?</w:t>
+      </w:r>
+    </w:p>
+    <w:p>
+      <w:pPr>
+        <w:spacing w:after="60"/>
+      </w:pPr>
+      <w:r>
+        <w:rPr>
+          <w:b/>
+          <w:bCs/>
+        </w:rPr>
+        <w:t xml:space="preserve">Variantes de redacción (se muestra 1 al azar por aplicación):</w:t>
+      </w:r>
+    </w:p>
+    <w:p>
+      <w:pPr>
+        <w:spacing w:after="60"/>
+        <w:ind w:left="200"/>
+      </w:pPr>
+      <w:r>
+        <w:t xml:space="preserve">Variante 1 (base): ¿Qué tan de acuerdo estás con la siguiente idea: "Un estilo de liderazgo duro, que intimida un poco, es necesario en algunos entornos para que la gente rinda al máximo"?</w:t>
+      </w:r>
+    </w:p>
+    <w:p>
+      <w:pPr>
+        <w:spacing w:after="60"/>
+        <w:ind w:left="200"/>
+      </w:pPr>
+      <w:r>
+        <w:t xml:space="preserve">Variante 2: En términos generales, ¿qué tan de acuerdo o en desacuerdo estás con esta afirmación: "Un estilo de liderazgo duro, que intimida un poco, es necesario en algunos entornos para que la gente rinda al máximo"?</w:t>
+      </w:r>
+    </w:p>
+    <w:p>
+      <w:pPr>
+        <w:spacing w:after="60"/>
+        <w:ind w:left="200"/>
+      </w:pPr>
+      <w:r>
+        <w:t xml:space="preserve">Variante 3: Lee la siguiente frase e indica tu nivel de acuerdo: "Un estilo de liderazgo duro, que intimida un poco, es necesario en algunos entornos para que la gente rinda al máximo".</w:t>
+      </w:r>
+    </w:p>
+    <w:p>
+      <w:pPr>
+        <w:spacing w:after="60"/>
+        <w:ind w:left="200"/>
+      </w:pPr>
+      <w:r>
+        <w:t xml:space="preserve">Variante 4: ¿Hasta qué punto compartes esta forma de pensar: "Un estilo de liderazgo duro, que intimida un poco, es necesario en algunos entornos para que la gente rinda al máximo"?</w:t>
+      </w:r>
+    </w:p>
+    <w:p>
+      <w:pPr>
+        <w:spacing w:after="60"/>
+        <w:ind w:left="200"/>
+      </w:pPr>
+      <w:r>
+        <w:t xml:space="preserve">Variante 5: Marca qué tan de acuerdo estás con la siguiente idea: "Un estilo de liderazgo duro, que intimida un poco, es necesario en algunos entornos para que la gente rinda al máximo".</w:t>
+      </w:r>
+    </w:p>
+    <w:p>
+      <w:pPr>
+        <w:spacing w:after="90"/>
+      </w:pPr>
+      <w:r>
+        <w:rPr>
+          <w:b/>
+          <w:bCs/>
+        </w:rPr>
+        <w:t xml:space="preserve">Opciones de respuesta y valor de cada una: </w:t>
+      </w:r>
+      <w:r>
+        <w:t xml:space="preserve">Totalmente en desacuerdo (0) / En desacuerdo (1) / Algo de acuerdo (2) / De acuerdo (3) / Totalmente de acuerdo (4)</w:t>
+      </w:r>
+    </w:p>
+    <w:p>
+      <w:pPr>
+        <w:spacing w:after="90"/>
+      </w:pPr>
+      <w:r>
+        <w:rPr>
+          <w:b/>
+          <w:bCs/>
+        </w:rPr>
+        <w:t xml:space="preserve">Dirección: </w:t>
+      </w:r>
+      <w:r>
+        <w:t xml:space="preserve">Directo</w:t>
+      </w:r>
+    </w:p>
+    <w:p>
+      <w:pPr>
+        <w:spacing w:after="90"/>
+      </w:pPr>
+      <w:r>
+        <w:rPr>
+          <w:b/>
+          <w:bCs/>
+        </w:rPr>
+        <w:t xml:space="preserve">Respuesta de menor riesgo: </w:t>
+      </w:r>
+      <w:r>
+        <w:t xml:space="preserve">Totalmente en desacuerdo (valor 0)</w:t>
+      </w:r>
+    </w:p>
+    <w:p>
+      <w:pPr>
+        <w:spacing w:after="90"/>
+      </w:pPr>
+      <w:r>
+        <w:rPr>
+          <w:b/>
+          <w:bCs/>
+        </w:rPr>
+        <w:t xml:space="preserve">Valor psicométrico (cómo se transforma la respuesta cruda): </w:t>
+      </w:r>
+      <w:r>
+        <w:t xml:space="preserve">Escala 0-4 según el orden de las opciones listado arriba; reactivo directo, sin inversión.</w:t>
+      </w:r>
+    </w:p>
+    <w:p>
+      <w:pPr>
+        <w:spacing w:after="90"/>
+      </w:pPr>
+      <w:r>
+        <w:rPr>
+          <w:b/>
+          <w:bCs/>
+        </w:rPr>
+        <w:t xml:space="preserve">Reactivos de contraste (par espejo): </w:t>
+      </w:r>
+      <w:r>
+        <w:t xml:space="preserve">R095 (par espejo 3 de la dimensión)</w:t>
+      </w:r>
+    </w:p>
+    <w:p>
+      <w:pPr>
+        <w:spacing w:after="100"/>
+      </w:pPr>
+    </w:p>
+    <w:p>
+      <w:pPr>
+        <w:pStyle w:val="Heading3"/>
+        <w:spacing w:after="100" w:before="200"/>
+      </w:pPr>
+      <w:r>
+        <w:t xml:space="preserve">R097 — Involucramiento pasado — indicador 4 (Minimización del impacto psicológico del maltrato sobre terceros.)</w:t>
+      </w:r>
+    </w:p>
+    <w:p>
+      <w:pPr>
+        <w:spacing w:after="90"/>
+      </w:pPr>
+      <w:r>
+        <w:rPr>
+          <w:b/>
+          <w:bCs/>
+        </w:rPr>
+        <w:t xml:space="preserve">Tipo de reactivo: </w:t>
+      </w:r>
+      <w:r>
+        <w:t xml:space="preserve">3-Involucramiento pasado</w:t>
+      </w:r>
+    </w:p>
+    <w:p>
+      <w:pPr>
+        <w:spacing w:after="90"/>
+      </w:pPr>
+      <w:r>
+        <w:rPr>
+          <w:b/>
+          <w:bCs/>
+        </w:rPr>
+        <w:t xml:space="preserve">Indicador conductual (Fase 1): </w:t>
+      </w:r>
+      <w:r>
+        <w:t xml:space="preserve">Minimización del impacto psicológico del maltrato sobre terceros.</w:t>
+      </w:r>
+    </w:p>
+    <w:p>
+      <w:pPr>
+        <w:spacing w:after="90"/>
+      </w:pPr>
+      <w:r>
+        <w:rPr>
+          <w:b/>
+          <w:bCs/>
+        </w:rPr>
+        <w:t xml:space="preserve">Pregunta completa (variante base): </w:t>
+      </w:r>
+      <w:r>
+        <w:t xml:space="preserve">En tu último año de actividad laboral, ¿cuántas veces le restaste importancia al efecto que un trato humillante o intimidante puede tener sobre la persona que lo recibe?</w:t>
+      </w:r>
+    </w:p>
+    <w:p>
+      <w:pPr>
+        <w:spacing w:after="60"/>
+      </w:pPr>
+      <w:r>
+        <w:rPr>
+          <w:b/>
+          <w:bCs/>
+        </w:rPr>
+        <w:t xml:space="preserve">Variantes de redacción (se muestra 1 al azar por aplicación):</w:t>
+      </w:r>
+    </w:p>
+    <w:p>
+      <w:pPr>
+        <w:spacing w:after="60"/>
+        <w:ind w:left="200"/>
+      </w:pPr>
+      <w:r>
+        <w:t xml:space="preserve">Variante 1 (base): En tu último año de actividad laboral, ¿cuántas veces le restaste importancia al efecto que un trato humillante o intimidante puede tener sobre la persona que lo recibe?</w:t>
+      </w:r>
+    </w:p>
+    <w:p>
+      <w:pPr>
+        <w:spacing w:after="60"/>
+        <w:ind w:left="200"/>
+      </w:pPr>
+      <w:r>
+        <w:t xml:space="preserve">Variante 2: Pensando en los últimos 12 meses, ¿cuántas veces le restaste importancia al efecto que un trato humillante o intimidante puede tener sobre la persona que lo recibe?</w:t>
+      </w:r>
+    </w:p>
+    <w:p>
+      <w:pPr>
+        <w:spacing w:after="60"/>
+        <w:ind w:left="200"/>
+      </w:pPr>
+      <w:r>
+        <w:t xml:space="preserve">Variante 3: ¿Con qué frecuencia, en tu historial reciente, le restaste importancia al efecto que un trato humillante o intimidante puede tener sobre la persona que lo recibe?</w:t>
+      </w:r>
+    </w:p>
+    <w:p>
+      <w:pPr>
+        <w:spacing w:after="60"/>
+        <w:ind w:left="200"/>
+      </w:pPr>
+      <w:r>
+        <w:t xml:space="preserve">Variante 4: En el último año, ¿cuántas veces te ha ocurrido que le restaste importancia al efecto que un trato humillante o intimidante puede tener sobre la persona que lo recibe?</w:t>
+      </w:r>
+    </w:p>
+    <w:p>
+      <w:pPr>
+        <w:spacing w:after="60"/>
+        <w:ind w:left="200"/>
+      </w:pPr>
+      <w:r>
+        <w:t xml:space="preserve">Variante 5: Durante el último año, ¿cuántas veces le restaste importancia al efecto que un trato humillante o intimidante puede tener sobre la persona que lo recibe?</w:t>
+      </w:r>
+    </w:p>
+    <w:p>
+      <w:pPr>
+        <w:spacing w:after="90"/>
+      </w:pPr>
+      <w:r>
+        <w:rPr>
+          <w:b/>
+          <w:bCs/>
+        </w:rPr>
+        <w:t xml:space="preserve">Opciones de respuesta y valor de cada una: </w:t>
+      </w:r>
+      <w:r>
+        <w:t xml:space="preserve">Ninguna vez (0) / Una vez (1) / Pocas veces (2) / Varias veces (3) / Muchas veces o de forma habitual (4)</w:t>
+      </w:r>
+    </w:p>
+    <w:p>
+      <w:pPr>
+        <w:spacing w:after="90"/>
+      </w:pPr>
+      <w:r>
+        <w:rPr>
+          <w:b/>
+          <w:bCs/>
+        </w:rPr>
+        <w:t xml:space="preserve">Dirección: </w:t>
+      </w:r>
+      <w:r>
+        <w:t xml:space="preserve">Directo</w:t>
+      </w:r>
+    </w:p>
+    <w:p>
+      <w:pPr>
+        <w:spacing w:after="90"/>
+      </w:pPr>
+      <w:r>
+        <w:rPr>
+          <w:b/>
+          <w:bCs/>
+        </w:rPr>
+        <w:t xml:space="preserve">Respuesta de menor riesgo: </w:t>
+      </w:r>
+      <w:r>
+        <w:t xml:space="preserve">Ninguna vez (valor 0)</w:t>
+      </w:r>
+    </w:p>
+    <w:p>
+      <w:pPr>
+        <w:spacing w:after="90"/>
+      </w:pPr>
+      <w:r>
+        <w:rPr>
+          <w:b/>
+          <w:bCs/>
+        </w:rPr>
+        <w:t xml:space="preserve">Valor psicométrico (cómo se transforma la respuesta cruda): </w:t>
+      </w:r>
+      <w:r>
+        <w:t xml:space="preserve">Escala 0-4 según el orden de las opciones listado arriba; reactivo directo, sin inversión.</w:t>
+      </w:r>
+    </w:p>
+    <w:p>
+      <w:pPr>
+        <w:spacing w:after="90"/>
+      </w:pPr>
+      <w:r>
+        <w:rPr>
+          <w:b/>
+          <w:bCs/>
+        </w:rPr>
+        <w:t xml:space="preserve">Reactivos de contraste (par espejo): </w:t>
+      </w:r>
+      <w:r>
+        <w:t xml:space="preserve">R098 (par espejo 4 de la dimensión)</w:t>
+      </w:r>
+    </w:p>
+    <w:p>
+      <w:pPr>
+        <w:spacing w:after="100"/>
+      </w:pPr>
+    </w:p>
+    <w:p>
+      <w:pPr>
+        <w:pStyle w:val="Heading3"/>
+        <w:spacing w:after="100" w:before="200"/>
+      </w:pPr>
+      <w:r>
+        <w:t xml:space="preserve">R098 — Intención futura — indicador 4 (Minimización del impacto psicológico del maltrato sobre terceros.)</w:t>
+      </w:r>
+    </w:p>
+    <w:p>
+      <w:pPr>
+        <w:spacing w:after="90"/>
+      </w:pPr>
+      <w:r>
+        <w:rPr>
+          <w:b/>
+          <w:bCs/>
+        </w:rPr>
+        <w:t xml:space="preserve">Tipo de reactivo: </w:t>
+      </w:r>
+      <w:r>
+        <w:t xml:space="preserve">6-Intención futura</w:t>
+      </w:r>
+    </w:p>
+    <w:p>
+      <w:pPr>
+        <w:spacing w:after="90"/>
+      </w:pPr>
+      <w:r>
+        <w:rPr>
+          <w:b/>
+          <w:bCs/>
+        </w:rPr>
+        <w:t xml:space="preserve">Indicador conductual (Fase 1): </w:t>
+      </w:r>
+      <w:r>
+        <w:t xml:space="preserve">Minimización del impacto psicológico del maltrato sobre terceros.</w:t>
+      </w:r>
+    </w:p>
+    <w:p>
+      <w:pPr>
+        <w:spacing w:after="90"/>
+      </w:pPr>
+      <w:r>
+        <w:rPr>
+          <w:b/>
+          <w:bCs/>
+        </w:rPr>
+        <w:t xml:space="preserve">Pregunta completa (variante base): </w:t>
+      </w:r>
+      <w:r>
+        <w:t xml:space="preserve">Si alguien de tu equipo te dijera que un comentario tuyo lo hizo sentir humillado, ¿qué tan de acuerdo estás con que tomarías en serio lo que te dice, en lugar de pensar que está exagerando?</w:t>
+      </w:r>
+    </w:p>
+    <w:p>
+      <w:pPr>
+        <w:spacing w:after="60"/>
+      </w:pPr>
+      <w:r>
+        <w:rPr>
+          <w:b/>
+          <w:bCs/>
+        </w:rPr>
+        <w:t xml:space="preserve">Variantes de redacción (se muestra 1 al azar por aplicación):</w:t>
+      </w:r>
+    </w:p>
+    <w:p>
+      <w:pPr>
+        <w:spacing w:after="60"/>
+        <w:ind w:left="200"/>
+      </w:pPr>
+      <w:r>
+        <w:t xml:space="preserve">Variante 1 (base): Si alguien de tu equipo te dijera que un comentario tuyo lo hizo sentir humillado, ¿qué tan de acuerdo estás con que tomarías en serio lo que te dice, en lugar de pensar que está exagerando?</w:t>
+      </w:r>
+    </w:p>
+    <w:p>
+      <w:pPr>
+        <w:spacing w:after="60"/>
+        <w:ind w:left="200"/>
+      </w:pPr>
+      <w:r>
+        <w:t xml:space="preserve">Variante 2: Imagina que alguien de tu equipo te dijera que un comentario tuyo lo hizo sentir humillado. ¿Qué tan de acuerdo estás con que tomarías en serio lo que te dice, en lugar de pensar que está exagerando?</w:t>
+      </w:r>
+    </w:p>
+    <w:p>
+      <w:pPr>
+        <w:spacing w:after="60"/>
+        <w:ind w:left="200"/>
+      </w:pPr>
+      <w:r>
+        <w:t xml:space="preserve">Variante 3: Ante esta situación: alguien de tu equipo te dijera que un comentario tuyo lo hizo sentir humillado, ¿qué tan de acuerdo estás con que tomarías en serio lo que te dice, en lugar de pensar que está exagerando?</w:t>
+      </w:r>
+    </w:p>
+    <w:p>
+      <w:pPr>
+        <w:spacing w:after="60"/>
+        <w:ind w:left="200"/>
+      </w:pPr>
+      <w:r>
+        <w:t xml:space="preserve">Variante 4: Supón que alguien de tu equipo te dijera que un comentario tuyo lo hizo sentir humillado. ¿Qué tan de acuerdo estás en que tomarías en serio lo que te dice, en lugar de pensar que está exagerando?</w:t>
+      </w:r>
+    </w:p>
+    <w:p>
+      <w:pPr>
+        <w:spacing w:after="60"/>
+        <w:ind w:left="200"/>
+      </w:pPr>
+      <w:r>
+        <w:t xml:space="preserve">Variante 5: Alguien de tu equipo te dijera que un comentario tuyo lo hizo sentir humillado. ¿Qué tan de acuerdo estás con que tomarías en serio lo que te dice, en lugar de pensar que está exagerando?</w:t>
+      </w:r>
+    </w:p>
+    <w:p>
+      <w:pPr>
+        <w:spacing w:after="90"/>
+      </w:pPr>
+      <w:r>
+        <w:rPr>
+          <w:b/>
+          <w:bCs/>
+        </w:rPr>
+        <w:t xml:space="preserve">Opciones de respuesta y valor de cada una: </w:t>
+      </w:r>
+      <w:r>
+        <w:t xml:space="preserve">Totalmente en desacuerdo (0) / En desacuerdo (1) / Algo de acuerdo (2) / De acuerdo (3) / Totalmente de acuerdo (4)</w:t>
+      </w:r>
+    </w:p>
+    <w:p>
+      <w:pPr>
+        <w:spacing w:after="90"/>
+      </w:pPr>
+      <w:r>
+        <w:rPr>
+          <w:b/>
+          <w:bCs/>
+        </w:rPr>
+        <w:t xml:space="preserve">Dirección: </w:t>
+      </w:r>
+      <w:r>
+        <w:t xml:space="preserve">Inverso</w:t>
+      </w:r>
+    </w:p>
+    <w:p>
+      <w:pPr>
+        <w:spacing w:after="90"/>
+      </w:pPr>
+      <w:r>
+        <w:rPr>
+          <w:b/>
+          <w:bCs/>
+        </w:rPr>
+        <w:t xml:space="preserve">Respuesta de menor riesgo: </w:t>
+      </w:r>
+      <w:r>
+        <w:t xml:space="preserve">Totalmente de acuerdo (valor 4)</w:t>
+      </w:r>
+    </w:p>
+    <w:p>
+      <w:pPr>
+        <w:spacing w:after="90"/>
+      </w:pPr>
+      <w:r>
+        <w:rPr>
+          <w:b/>
+          <w:bCs/>
+        </w:rPr>
+        <w:t xml:space="preserve">Valor psicométrico (cómo se transforma la respuesta cruda): </w:t>
+      </w:r>
+      <w:r>
+        <w:t xml:space="preserve">Escala 0-4 según el orden de las opciones listado arriba; reactivo inverso: el valor de reactivo se calcula como 4 menos la respuesta cruda.</w:t>
+      </w:r>
+    </w:p>
+    <w:p>
+      <w:pPr>
+        <w:spacing w:after="90"/>
+      </w:pPr>
+      <w:r>
+        <w:rPr>
+          <w:b/>
+          <w:bCs/>
+        </w:rPr>
+        <w:t xml:space="preserve">Reactivos de contraste (par espejo): </w:t>
+      </w:r>
+      <w:r>
+        <w:t xml:space="preserve">R097 (par espejo 4 de la dimensión)</w:t>
+      </w:r>
+    </w:p>
+    <w:p>
+      <w:pPr>
+        <w:spacing w:after="100"/>
+      </w:pPr>
+    </w:p>
+    <w:p>
+      <w:pPr>
+        <w:pStyle w:val="Heading3"/>
+        <w:spacing w:after="100" w:before="200"/>
+      </w:pPr>
+      <w:r>
+        <w:t xml:space="preserve">R099 — Escenario/dilema — indicador 1 (Disposición a usar la autoridad para intimidar o humillar a subordinad…)</w:t>
+      </w:r>
+    </w:p>
+    <w:p>
+      <w:pPr>
+        <w:spacing w:after="90"/>
+      </w:pPr>
+      <w:r>
+        <w:rPr>
+          <w:b/>
+          <w:bCs/>
+        </w:rPr>
+        <w:t xml:space="preserve">Tipo de reactivo: </w:t>
+      </w:r>
+      <w:r>
+        <w:t xml:space="preserve">4-Escenario/dilema</w:t>
+      </w:r>
+    </w:p>
+    <w:p>
+      <w:pPr>
+        <w:spacing w:after="90"/>
+      </w:pPr>
+      <w:r>
+        <w:rPr>
+          <w:b/>
+          <w:bCs/>
+        </w:rPr>
+        <w:t xml:space="preserve">Indicador conductual (Fase 1): </w:t>
+      </w:r>
+      <w:r>
+        <w:t xml:space="preserve">Disposición a usar la autoridad para intimidar o humillar a subordinados.</w:t>
+      </w:r>
+    </w:p>
+    <w:p>
+      <w:pPr>
+        <w:spacing w:after="90"/>
+      </w:pPr>
+      <w:r>
+        <w:rPr>
+          <w:b/>
+          <w:bCs/>
+        </w:rPr>
+        <w:t xml:space="preserve">Pregunta completa (variante base): </w:t>
+      </w:r>
+      <w:r>
+        <w:t xml:space="preserve">Imagina que una persona que reporta a ti comete un error importante frente a otros compañeros. ¿Qué tan probable es que la corrijas ahí mismo, delante de los demás, de forma dura?</w:t>
+      </w:r>
+    </w:p>
+    <w:p>
+      <w:pPr>
+        <w:spacing w:after="60"/>
+      </w:pPr>
+      <w:r>
+        <w:rPr>
+          <w:b/>
+          <w:bCs/>
+        </w:rPr>
+        <w:t xml:space="preserve">Variantes de redacción (se muestra 1 al azar por aplicación):</w:t>
+      </w:r>
+    </w:p>
+    <w:p>
+      <w:pPr>
+        <w:spacing w:after="60"/>
+        <w:ind w:left="200"/>
+      </w:pPr>
+      <w:r>
+        <w:t xml:space="preserve">Variante 1 (base): Imagina que una persona que reporta a ti comete un error importante frente a otros compañeros. ¿Qué tan probable es que la corrijas ahí mismo, delante de los demás, de forma dura?</w:t>
+      </w:r>
+    </w:p>
+    <w:p>
+      <w:pPr>
+        <w:spacing w:after="60"/>
+        <w:ind w:left="200"/>
+      </w:pPr>
+      <w:r>
+        <w:t xml:space="preserve">Variante 2: Supón que una persona que reporta a ti comete un error importante frente a otros compañeros. ¿Qué tan probable es que la corrijas ahí mismo, delante de los demás, de forma dura?</w:t>
+      </w:r>
+    </w:p>
+    <w:p>
+      <w:pPr>
+        <w:spacing w:after="60"/>
+        <w:ind w:left="200"/>
+      </w:pPr>
+      <w:r>
+        <w:t xml:space="preserve">Variante 3: Piensa en la siguiente situación: una persona que reporta a ti comete un error importante frente a otros compañeros. ¿Qué tan probable es que la corrijas ahí mismo, delante de los demás, de forma dura?</w:t>
+      </w:r>
+    </w:p>
+    <w:p>
+      <w:pPr>
+        <w:spacing w:after="60"/>
+        <w:ind w:left="200"/>
+      </w:pPr>
+      <w:r>
+        <w:t xml:space="preserve">Variante 4: Si te encontraras en esta situación: una persona que reporta a ti comete un error importante frente a otros compañeros, ¿qué tan probable es que la corrijas ahí mismo, delante de los demás, de forma dura?</w:t>
+      </w:r>
+    </w:p>
+    <w:p>
+      <w:pPr>
+        <w:spacing w:after="60"/>
+        <w:ind w:left="200"/>
+      </w:pPr>
+      <w:r>
+        <w:t xml:space="preserve">Variante 5: Una persona que reporta a ti comete un error importante frente a otros compañeros. ¿Qué tan probable dirías que es que la corrijas ahí mismo, delante de los demás, de forma dura?</w:t>
+      </w:r>
+    </w:p>
+    <w:p>
+      <w:pPr>
+        <w:spacing w:after="90"/>
+      </w:pPr>
+      <w:r>
+        <w:rPr>
+          <w:b/>
+          <w:bCs/>
+        </w:rPr>
+        <w:t xml:space="preserve">Opciones de respuesta y valor de cada una: </w:t>
+      </w:r>
+      <w:r>
+        <w:t xml:space="preserve">Nada probable (0) / Poco probable (1) / Algo probable (2) / Muy probable (3)</w:t>
+      </w:r>
+    </w:p>
+    <w:p>
+      <w:pPr>
+        <w:spacing w:after="90"/>
+      </w:pPr>
+      <w:r>
+        <w:rPr>
+          <w:b/>
+          <w:bCs/>
+        </w:rPr>
+        <w:t xml:space="preserve">Dirección: </w:t>
+      </w:r>
+      <w:r>
+        <w:t xml:space="preserve">Directo</w:t>
+      </w:r>
+    </w:p>
+    <w:p>
+      <w:pPr>
+        <w:spacing w:after="90"/>
+      </w:pPr>
+      <w:r>
+        <w:rPr>
+          <w:b/>
+          <w:bCs/>
+        </w:rPr>
+        <w:t xml:space="preserve">Respuesta de menor riesgo: </w:t>
+      </w:r>
+      <w:r>
+        <w:t xml:space="preserve">Nada probable (valor 0)</w:t>
+      </w:r>
+    </w:p>
+    <w:p>
+      <w:pPr>
+        <w:spacing w:after="90"/>
+      </w:pPr>
+      <w:r>
+        <w:rPr>
+          <w:b/>
+          <w:bCs/>
+        </w:rPr>
+        <w:t xml:space="preserve">Valor psicométrico (cómo se transforma la respuesta cruda): </w:t>
+      </w:r>
+      <w:r>
+        <w:t xml:space="preserve">Escala 0-3 según el orden de las opciones listado arriba; reactivo directo, sin inversión.</w:t>
+      </w:r>
+    </w:p>
+    <w:p>
+      <w:pPr>
+        <w:spacing w:after="90"/>
+      </w:pPr>
+      <w:r>
+        <w:rPr>
+          <w:b/>
+          <w:bCs/>
+        </w:rPr>
+        <w:t xml:space="preserve">Reactivos de contraste (par espejo): </w:t>
+      </w:r>
+      <w:r>
+        <w:t xml:space="preserve">R100 (par espejo 5 de la dimensión)</w:t>
+      </w:r>
+    </w:p>
+    <w:p>
+      <w:pPr>
+        <w:spacing w:after="100"/>
+      </w:pPr>
+    </w:p>
+    <w:p>
+      <w:pPr>
+        <w:pStyle w:val="Heading3"/>
+        <w:spacing w:after="100" w:before="200"/>
+      </w:pPr>
+      <w:r>
+        <w:t xml:space="preserve">R100 — Percepción de terceros — indicador 1 (Disposición a usar la autoridad para intimidar o humillar a subordinad…)</w:t>
+      </w:r>
+    </w:p>
+    <w:p>
+      <w:pPr>
+        <w:spacing w:after="90"/>
+      </w:pPr>
+      <w:r>
+        <w:rPr>
+          <w:b/>
+          <w:bCs/>
+        </w:rPr>
+        <w:t xml:space="preserve">Tipo de reactivo: </w:t>
+      </w:r>
+      <w:r>
+        <w:t xml:space="preserve">2-Percepción de terceros</w:t>
+      </w:r>
+    </w:p>
+    <w:p>
+      <w:pPr>
+        <w:spacing w:after="90"/>
+      </w:pPr>
+      <w:r>
+        <w:rPr>
+          <w:b/>
+          <w:bCs/>
+        </w:rPr>
+        <w:t xml:space="preserve">Indicador conductual (Fase 1): </w:t>
+      </w:r>
+      <w:r>
+        <w:t xml:space="preserve">Disposición a usar la autoridad para intimidar o humillar a subordinados.</w:t>
+      </w:r>
+    </w:p>
+    <w:p>
+      <w:pPr>
+        <w:spacing w:after="90"/>
+      </w:pPr>
+      <w:r>
+        <w:rPr>
+          <w:b/>
+          <w:bCs/>
+        </w:rPr>
+        <w:t xml:space="preserve">Pregunta completa (variante base): </w:t>
+      </w:r>
+      <w:r>
+        <w:t xml:space="preserve">En tu experiencia, ¿qué tan frecuente dirías que es que los jefes o líderes de tu entorno laboral usen la humillación frente a otros como forma de corregir a su equipo?</w:t>
+      </w:r>
+    </w:p>
+    <w:p>
+      <w:pPr>
+        <w:spacing w:after="60"/>
+      </w:pPr>
+      <w:r>
+        <w:rPr>
+          <w:b/>
+          <w:bCs/>
+        </w:rPr>
+        <w:t xml:space="preserve">Variantes de redacción (se muestra 1 al azar por aplicación):</w:t>
+      </w:r>
+    </w:p>
+    <w:p>
+      <w:pPr>
+        <w:spacing w:after="60"/>
+        <w:ind w:left="200"/>
+      </w:pPr>
+      <w:r>
+        <w:t xml:space="preserve">Variante 1 (base): En tu experiencia, ¿qué tan frecuente dirías que es que los jefes o líderes de tu entorno laboral usen la humillación frente a otros como forma de corregir a su equipo?</w:t>
+      </w:r>
+    </w:p>
+    <w:p>
+      <w:pPr>
+        <w:spacing w:after="60"/>
+        <w:ind w:left="200"/>
+      </w:pPr>
+      <w:r>
+        <w:t xml:space="preserve">Variante 2: Pensando en las personas de tu entorno laboral, ¿con qué frecuencia dirías que ocurre que los jefes o líderes de tu entorno laboral usen la humillación frente a otros como forma de corregir a su equipo?</w:t>
+      </w:r>
+    </w:p>
+    <w:p>
+      <w:pPr>
+        <w:spacing w:after="60"/>
+        <w:ind w:left="200"/>
+      </w:pPr>
+      <w:r>
+        <w:t xml:space="preserve">Variante 3: ¿Qué tan seguido dirías que observas que los jefes o líderes de tu entorno laboral usen la humillación frente a otros como forma de corregir a su equipo?</w:t>
+      </w:r>
+    </w:p>
+    <w:p>
+      <w:pPr>
+        <w:spacing w:after="60"/>
+        <w:ind w:left="200"/>
+      </w:pPr>
+      <w:r>
+        <w:t xml:space="preserve">Variante 4: Según lo que has visto, ¿qué tan común dirías que es que los jefes o líderes de tu entorno laboral usen la humillación frente a otros como forma de corregir a su equipo?</w:t>
+      </w:r>
+    </w:p>
+    <w:p>
+      <w:pPr>
+        <w:spacing w:after="60"/>
+        <w:ind w:left="200"/>
+      </w:pPr>
+      <w:r>
+        <w:t xml:space="preserve">Variante 5: En tu entorno, ¿qué tan frecuentemente dirías que sucede que los jefes o líderes de tu entorno laboral usen la humillación frente a otros como forma de corregir a su equipo?</w:t>
+      </w:r>
+    </w:p>
+    <w:p>
+      <w:pPr>
+        <w:spacing w:after="90"/>
+      </w:pPr>
+      <w:r>
+        <w:rPr>
+          <w:b/>
+          <w:bCs/>
+        </w:rPr>
+        <w:t xml:space="preserve">Opciones de respuesta y valor de cada una: </w:t>
+      </w:r>
+      <w:r>
+        <w:t xml:space="preserve">Nunca o muy raro (0) / Ocasionalmente (1) / Con cierta frecuencia (2) / Muy frecuentemente (3)</w:t>
+      </w:r>
+    </w:p>
+    <w:p>
+      <w:pPr>
+        <w:spacing w:after="90"/>
+      </w:pPr>
+      <w:r>
+        <w:rPr>
+          <w:b/>
+          <w:bCs/>
+        </w:rPr>
+        <w:t xml:space="preserve">Dirección: </w:t>
+      </w:r>
+      <w:r>
+        <w:t xml:space="preserve">Directo</w:t>
+      </w:r>
+    </w:p>
+    <w:p>
+      <w:pPr>
+        <w:spacing w:after="90"/>
+      </w:pPr>
+      <w:r>
+        <w:rPr>
+          <w:b/>
+          <w:bCs/>
+        </w:rPr>
+        <w:t xml:space="preserve">Respuesta de menor riesgo: </w:t>
+      </w:r>
+      <w:r>
+        <w:t xml:space="preserve">Nunca o muy raro (valor 0)</w:t>
+      </w:r>
+    </w:p>
+    <w:p>
+      <w:pPr>
+        <w:spacing w:after="90"/>
+      </w:pPr>
+      <w:r>
+        <w:rPr>
+          <w:b/>
+          <w:bCs/>
+        </w:rPr>
+        <w:t xml:space="preserve">Valor psicométrico (cómo se transforma la respuesta cruda): </w:t>
+      </w:r>
+      <w:r>
+        <w:t xml:space="preserve">Escala 0-3 según el orden de las opciones listado arriba; reactivo directo, sin inversión.</w:t>
+      </w:r>
+    </w:p>
+    <w:p>
+      <w:pPr>
+        <w:spacing w:after="90"/>
+      </w:pPr>
+      <w:r>
+        <w:rPr>
+          <w:b/>
+          <w:bCs/>
+        </w:rPr>
+        <w:t xml:space="preserve">Reactivos de contraste (par espejo): </w:t>
+      </w:r>
+      <w:r>
+        <w:t xml:space="preserve">R099 (par espejo 5 de la dimensión)</w:t>
       </w:r>
     </w:p>
     <w:p>
